--- a/_tmp_archive/v49_build_workdir_cleanup/CKI_Reproducibility_Guide_NC.docx
+++ b/_tmp_archive/v49_build_workdir_cleanup/CKI_Reproducibility_Guide_NC.docx
@@ -285,6 +285,66 @@
     </w:p>
     <w:p>
       <w:pPr>
+        <w:spacing w:after="40" w:line="220"/>
+        <w:ind w:left="360"/>
+      </w:pPr>
+      <w:r>
+        <w:rPr>
+          <w:rFonts w:ascii="Consolas" w:cs="Consolas" w:eastAsia="Consolas" w:hAnsi="Consolas"/>
+          <w:color w:val="000000"/>
+          <w:sz w:val="18"/>
+          <w:szCs w:val="18"/>
+        </w:rPr>
+        <w:t xml:space="preserve">seaborn:             0.13.2</w:t>
+      </w:r>
+    </w:p>
+    <w:p>
+      <w:pPr>
+        <w:spacing w:after="40" w:line="220"/>
+        <w:ind w:left="360"/>
+      </w:pPr>
+      <w:r>
+        <w:rPr>
+          <w:rFonts w:ascii="Consolas" w:cs="Consolas" w:eastAsia="Consolas" w:hAnsi="Consolas"/>
+          <w:color w:val="000000"/>
+          <w:sz w:val="18"/>
+          <w:szCs w:val="18"/>
+        </w:rPr>
+        <w:t xml:space="preserve">statsmodels:         0.14.6</w:t>
+      </w:r>
+    </w:p>
+    <w:p>
+      <w:pPr>
+        <w:spacing w:after="40" w:line="220"/>
+        <w:ind w:left="360"/>
+      </w:pPr>
+      <w:r>
+        <w:rPr>
+          <w:rFonts w:ascii="Consolas" w:cs="Consolas" w:eastAsia="Consolas" w:hAnsi="Consolas"/>
+          <w:color w:val="000000"/>
+          <w:sz w:val="18"/>
+          <w:szCs w:val="18"/>
+        </w:rPr>
+        <w:t xml:space="preserve">meld:                1.0.2   (perturbation benchmark, notebooks/101)</w:t>
+      </w:r>
+    </w:p>
+    <w:p>
+      <w:pPr>
+        <w:spacing w:after="40" w:line="220"/>
+        <w:ind w:left="360"/>
+      </w:pPr>
+      <w:r>
+        <w:rPr>
+          <w:rFonts w:ascii="Consolas" w:cs="Consolas" w:eastAsia="Consolas" w:hAnsi="Consolas"/>
+          <w:color w:val="000000"/>
+          <w:sz w:val="18"/>
+          <w:szCs w:val="18"/>
+        </w:rPr>
+        <w:t xml:space="preserve">pyaugur:             0.1.0   (pure-Python Augur port, notebooks/91)</w:t>
+      </w:r>
+    </w:p>
+    <w:p>
+      <w:pPr>
         <w:spacing w:after="60" w:line="240"/>
       </w:pPr>
       <w:r>
@@ -397,7 +457,7 @@
           <w:sz w:val="20"/>
           <w:szCs w:val="20"/>
         </w:rPr>
-        <w:t xml:space="preserve">Install (fixed dependencies):</w:t>
+        <w:t xml:space="preserve">Install (pinned dependencies; recommended for exact reproduction):</w:t>
       </w:r>
     </w:p>
     <w:p>
@@ -412,7 +472,21 @@
           <w:sz w:val="18"/>
           <w:szCs w:val="18"/>
         </w:rPr>
-        <w:t xml:space="preserve">pip install -r requirements.txt</w:t>
+        <w:t xml:space="preserve">pip install -r requirements-lock.txt</w:t>
+      </w:r>
+    </w:p>
+    <w:p>
+      <w:pPr>
+        <w:spacing w:after="60" w:line="240"/>
+      </w:pPr>
+      <w:r>
+        <w:rPr>
+          <w:rFonts w:ascii="Arial" w:cs="Arial" w:eastAsia="Arial" w:hAnsi="Arial"/>
+          <w:color w:val="000000"/>
+          <w:sz w:val="20"/>
+          <w:szCs w:val="20"/>
+        </w:rPr>
+        <w:t xml:space="preserve">requirements-lock.txt is a pip-freeze lock of the verified analysis environment of Section 1.1 (the looser requirements.txt is kept for development installs).</w:t>
       </w:r>
     </w:p>
     <w:p>
@@ -638,7 +712,7 @@
           <w:sz w:val="20"/>
           <w:szCs w:val="20"/>
         </w:rPr>
-        <w:t xml:space="preserve">All analyses use random seed 42 throughout, with three fixed exceptions: notebooks/77_pseudoregion_control.py, notebooks/78_axis_permutation_test.py, and notebooks/79_kang_ifnb_demo.py use the fixed seed 20260903 (77 additionally uses a permutation-base seed of 777000). These seeds are hard-coded in the scripts.</w:t>
+        <w:t xml:space="preserve">All analyses use random seed 42 throughout, with four fixed exceptions: notebooks/77_pseudoregion_control.py, notebooks/78_axis_permutation_test.py, and notebooks/79_kang_ifnb_demo.py use the fixed seed 20260903 (77 additionally uses a permutation-base seed of 777000), and notebooks/89_cluster_boot_v45.py (the small-cluster studentized bootstrap-t analysis) uses the fixed seed 20260905. These seeds are hard-coded in the scripts.</w:t>
       </w:r>
     </w:p>
     <w:p>
@@ -802,6 +876,20 @@
           <w:szCs w:val="20"/>
         </w:rPr>
         <w:t xml:space="preserve">Both k_n and k_f use the same computational pipeline: (1) subset the pseudobulk expression vector to the relevant gene indices; (2) convert the vector to a probability distribution by softmax normalization, p_i = exp(x_i - max(x)) / sum_j exp(x_j - max(x)) (cki/utils.py, ensure_probability_distribution; when the pseudobulk is the log1p of linear-scale aggregates, as in the brain pipeline, this is exactly equivalent to adding a +1 pseudo-count followed by L1 normalization on the linear scale, p_i = (y_i + 1) / sum_j (y_j + 1)); (3) compute JS divergence between the two resulting distributions. This internal consistency (same metric, same normalization, same underlying expression space) ensures omega is self-calibrated.</w:t>
+      </w:r>
+    </w:p>
+    <w:p>
+      <w:pPr>
+        <w:spacing w:after="60" w:line="240"/>
+      </w:pPr>
+      <w:r>
+        <w:rPr>
+          <w:rFonts w:ascii="Arial" w:cs="Arial" w:eastAsia="Arial" w:hAnsi="Arial"/>
+          <w:color w:val="000000"/>
+          <w:sz w:val="20"/>
+          <w:szCs w:val="20"/>
+        </w:rPr>
+        <w:t xml:space="preserve">Aggregation-order default: single-cell pipelines aggregate raw counts into pseudobulks either before or after the log1p transform. The package default since v0.5.x is the brain order, softmax(log1p(mean counts)), which matches the count-space formula exactly; the reverse order (mean of log1p, as used in the mouse Tabula Muris pilot and the human Tabula Sapiens pipelines; the TCGA bulk pipeline likewise operates on already log-transformed profiles) is retained only as a legacy option for reproducing those pilots, and absolute omega values are not comparable across the two orders - cross-pipeline comparisons should use rank statistics only. A same-data quantification of the order switch on the mouse pilot's 15 comparisons (rank correlation rho = 0.78; median omega fold change 0.96, up to 9.8-fold per comparison; split-control baseline 6.46 -&gt; 10.94) is provided in Section 5.11h (results/nc49_agg_order_sensitivity.csv).</w:t>
       </w:r>
     </w:p>
     <w:p>
@@ -3784,7 +3872,7 @@
           <w:sz w:val="20"/>
           <w:szCs w:val="20"/>
         </w:rPr>
-        <w:t xml:space="preserve">The default mode (global HVG 2,000) is used only for the Tabula Muris full pairwise matrix (03_full_matrix.py, 703 pairs, Fig. 2 heatmap). The hybrid mode (per-pair k_n with per-pair top-200 DE k_f) is used for all other reported analyses: Tabula Muris pilot analyses (calibration controls + validation, 02b_pilot_v2.py), Tabula Sapiens (human), TCGA, and the Siletti brain atlas. In every dataset, k_n is computed per pair on the shared HK gene set: a sensitivity analysis contrasting this per-pair estimator with a global-k_n variant (k_n computed once from the full gene-by-cell-type pseudobulk matrix) showed that brain k_n exhibits substantial cross-pair variability (CV = 97.52%) that is poorly captured by a global mean, and that the two estimators yield substantially different omega rankings (Spearman rho = 0.142; Supplementary Fig. 8). The parameter sweep (Supplementary Fig. 1) confirmed that the identity-only configuration (w1 = 1.0, w2 = 0.0) achieves the best cell-type discrimination without external pathway databases.</w:t>
+        <w:t xml:space="preserve">The default mode (global HVG 2,000) is used only for the Tabula Muris full pairwise matrix (03_full_matrix.py, 703 pairs, Fig. 2 heatmap). The hybrid mode (per-pair k_n with per-pair top-200 DE k_f) is used for all other reported analyses: Tabula Muris pilot analyses (calibration controls + validation, 02b_pilot_v2.py), Tabula Sapiens (human), TCGA, and the Siletti brain atlas. In every dataset, k_n is computed per pair on the shared HK gene set: a sensitivity analysis contrasting this per-pair estimator with a global-k_n variant (k_n computed once from the full gene-by-cell-type pseudobulk matrix) showed that brain k_n exhibits substantial cross-pair variability (CV = 97.52%) that is poorly captured by a global mean, and that the two estimators yield substantially different omega rankings (Spearman rho = 0.142; Supplementary Fig. 7). The parameter sweep (Supplementary Fig. 1) confirmed that the identity-only configuration (w1 = 1.0, w2 = 0.0) achieves the best cell-type discrimination without external pathway databases.</w:t>
       </w:r>
     </w:p>
     <w:p>
@@ -4493,7 +4581,7 @@
           <w:sz w:val="20"/>
           <w:szCs w:val="20"/>
         </w:rPr>
-        <w:t xml:space="preserve">Data used:  3,567 samples entering the pair-level analysis (from 10,535 raw TCGA samples after filtering; 29 expression-matrix samples excluded for missing barcode matching or pair coverage) across 5 cancer types: LUAD, LUSC, LIHC, KIRC, BRCA</w:t>
+        <w:t xml:space="preserve">Data used:  3,567 samples entering the pair-level analysis (from 10,535 raw TCGA samples after filtering; of the 3,596 expression-matrix samples, 3 do not appear in the assembled pair table and 26 appear only in tumor–normal pairs; the pair table spans 3,593 unique barcodes) across 5 cancer types: LUAD, LUSC, LIHC, KIRC, BRCA</w:t>
       </w:r>
     </w:p>
     <w:p>
@@ -5557,7 +5645,7 @@
           <w:sz w:val="20"/>
           <w:szCs w:val="20"/>
         </w:rPr>
-        <w:t xml:space="preserve">     Brain set-level checks: raw-P enrichment by effect tier (Strong 31/39 at raw P &lt; 0.05 = 79.5% versus 6.2% overall; Cochran-Armitage dose-response z = 61.0) and thalamo-temporal axis enrichment among the 10 mature-oligodendrocyte Strong candidates, tested by a permutation procedure that resamples candidate sets of size 10 from the same 5,778-pair pool while preserving the pool's endpoint co-occurrence structure (thalamic-relay endpoint 6/10 versus a null mean of 1.95, P = 1.005e-5; temporal-fusiform 4/10 versus 0.19, P &lt;= 1e-5; combined axis 9/10 versus 2.27, P &lt;= 1e-5; B = 100,000; qualified by a selection-rule-matched null whose per-candidate rate test gives P = 0.005/0.001; Section 5.7e). These are post-hoc coherence checks, not FDR-controlled discovery. TCGA composition check v2: 25,306 sample-labelled NN/TT pairs regenerated with the per-cancer pipeline (TT capped at 2,000 per cancer type, all NN pairs, seed 42); the TT/NN median k_n ratio (2.18-3.70x) replicates exactly, composition deltas are larger in TT pairs and correlate with k_n (Spearman rho = 0.387 pooled; 0.23-0.52 per cancer type); adjusting for the four lineage-marker composition deltas (immune, myeloid, stromal, epithelial) with sample-level cluster bootstrap (B = 200) attenuates the tumor-pair coefficient by only -0.5% pooled (95% CI [-3.2%, +2.6%]; per-cancer BRCA -14.0%, LUSC -9.7%, LUAD -2.3%, KIRC +19.6%, LIHC +33.5%; Section 5.7a). Output: results/brain_setlevel_tests.csv, results/brain_setlevel_tests.txt, results/tcga_composition_v2.txt, results/tcga_composition_v2.csv, results/tcga_composition_pairs.csv.</w:t>
+        <w:t xml:space="preserve">     Brain set-level checks: raw-P enrichment by effect tier (Strong 31/39 at raw P &lt; 0.05 = 79.5% versus 6.2% overall; Cochran-Armitage dose-response z = 61.0) and thalamo-temporal axis enrichment among the 10 mature-oligodendrocyte Strong candidates, tested by a permutation procedure that resamples candidate sets of size 10 from the same 5,778-pair pool while preserving the pool's endpoint co-occurrence structure (thalamic-relay endpoint 6/10 versus a null mean of 1.95, P = 1.005e-5; temporal-fusiform 4/10 versus 0.19, P &lt;= 1e-5; combined axis 9/10 versus 2.27, P &lt;= 1e-5; B = 100,000; qualified by a selection-rule-matched null whose per-candidate rate test gives P = 0.005/0.001; Section 5.7e). These are post-hoc coherence checks, not FDR-controlled discovery. TCGA composition check v2: 25,306 sample-labelled NN/TT pairs regenerated with the per-cancer pipeline (TT capped at 2,000 per cancer type, all NN pairs, seed 42); the TT/NN median k_n ratio (2.18-3.70x) replicates exactly, composition deltas are larger in TT pairs and correlate with k_n (Spearman rho = 0.387 pooled; 0.23-0.52 per cancer type); adjusting for the four lineage-marker composition deltas (immune, myeloid, stromal, epithelial) with sample-level cluster bootstrap (B = 200) attenuates the tumor-pair coefficient by only -0.5% pooled (95% CI [-3.2%, +2.6%]; per-cancer BRCA -14.0%, LUSC -9.7%, LUAD -2.3%, KIRC +19.6%, LIHC +33.5%; Section 5.7a). The composition figures in this paragraph were computed under the legacy softmax normalization and are superseded by the linear-normalization recompute of Section 5.8b, which is the version quoted in the manuscript and Supplementary Note 8. Output: results/brain_setlevel_tests.csv, results/brain_setlevel_tests.txt, results/tcga_composition_v2.txt, results/tcga_composition_v2.csv, results/tcga_composition_pairs.csv.</w:t>
       </w:r>
     </w:p>
     <w:p>
@@ -6717,7 +6805,7 @@
           <w:sz w:val="20"/>
           <w:szCs w:val="20"/>
         </w:rPr>
-        <w:t xml:space="preserve">     Regenerated the 25,306 sample-labelled NN/TT pairs with the per-cancer pipeline (TT capped at 2,000 per cancer type, all NN pairs, seed 42) and added a myeloid panel (CD68, CD163, LST1, FCGR3A, C1QA) to the immune/stromal/epithelial panels. Within TT pairs k_n correlates with the four-panel composition difference (Spearman rho = 0.387 pooled; 0.23-0.52 per cancer type); in regressions of log k_n on pair type with the four composition deltas as covariates and sample-level cluster bootstrap (B = 200), the tumor-pair coefficient attenuates by only -0.5% pooled (95% CI [-3.2%, +2.6%]; per-cancer BRCA -14.0%, LUSC -9.7%, LUAD -2.3%, KIRC +19.6%, LIHC +33.5%). Outputs: results/tcga_composition_v2.txt, results/tcga_composition_v2.csv, results/tcga_composition_pairs.csv (the v1 three-panel check of 73_tcga_composition_check.py is superseded).</w:t>
+        <w:t xml:space="preserve">     Regenerated the 25,306 sample-labelled NN/TT pairs with the per-cancer pipeline (TT capped at 2,000 per cancer type, all NN pairs, seed 42) and added a myeloid panel (CD68, CD163, LST1, FCGR3A, C1QA) to the immune/stromal/epithelial panels. Within TT pairs k_n correlates with the four-panel composition difference (Spearman rho = 0.387 pooled; 0.23-0.52 per cancer type); in regressions of log k_n on pair type with the four composition deltas as covariates and sample-level cluster bootstrap (B = 200), the tumor-pair coefficient attenuates by only -0.5% pooled (95% CI [-3.2%, +2.6%]; per-cancer BRCA -14.0%, LUSC -9.7%, LUAD -2.3%, KIRC +19.6%, LIHC +33.5%). These softmax-based v2 figures are superseded by the linear-normalization recompute of Section 5.8b (the version quoted in the manuscript and Supplementary Note 8; the pre-reassignment softmax outputs are archived under results/superseded/). Outputs: results/tcga_composition_v2.txt, results/tcga_composition_v2.csv, results/tcga_composition_pairs.csv (the v1 three-panel check of 73_tcga_composition_check.py is superseded).</w:t>
       </w:r>
     </w:p>
     <w:p>
@@ -7095,7 +7183,7 @@
           <w:sz w:val="20"/>
           <w:szCs w:val="20"/>
         </w:rPr>
-        <w:t xml:space="preserve">     Script: scripts/spot_check.py (40 assertions recomputing headline numbers directly from the authoritative result files: TCGA NN/TT median ratios and k_n inversion, mouse four-class values, brain class-level astrocyte statistics, Strong 39/31/q = 0.520, set-level S1-S3, internal baselines 9.73/7.67, 4,851 analyzed human pairs (phase35; the 5,151-row phase33_v3 export is the pre-analysis 102-class inventory), Kang CD14 omega AUC 0.55 vs k_f 0.98).</w:t>
+        <w:t xml:space="preserve">     Script: scripts/spot_check.py (46 assertions recomputing headline numbers directly from the authoritative result files: TCGA NN/TT median ratios and k_n inversion, mouse four-class values, brain class-level astrocyte statistics, Strong 39/31/q = 0.520, set-level S1-S3, internal baselines 9.73/7.67, 4,851 analyzed human pairs (phase35; the 5,151-row phase33_v3 export is the pre-analysis 102-class inventory), Kang CD14 omega AUC 0.55 vs k_f 0.98, and the nc50 microglia functional-versus-neutral separation).</w:t>
       </w:r>
     </w:p>
     <w:p>
@@ -7308,7 +7396,7 @@
           <w:sz w:val="20"/>
           <w:szCs w:val="20"/>
         </w:rPr>
-        <w:t xml:space="preserve">     Repeats the four-panel composition analysis (immune, myeloid, stromal, epithelial) under the linear-normalization mapping with sample-level cluster bootstrap. Outputs: results/tcga_composition_v44.txt, results/tcga_composition_v44.csv.</w:t>
+        <w:t xml:space="preserve">     Repeats the four-panel composition analysis (immune, myeloid, stromal, epithelial) under the linear-normalization mapping with sample-level cluster bootstrap (B = 1,000; raised from 200 in v49.14 to match the manuscript-wide default). These figures, recomputed on the post-reassignment (CC-corrected) pair table, supersede the softmax v2 values of Section 5.7a and are the version quoted in the manuscript and Supplementary Note 8: within TT pairs k_n correlates with the four-panel composition difference (Spearman rho = 0.364 pooled, P &lt; 1e-300; 0.196-0.513 per cancer type); the myeloid-panel contrast is null (|Delta myeloid| TT/NN effect 0.989, P = 0.998) while the overall three- and four-panel contrasts stand (|Delta overall3| 1.305, P = 3.57e-137; |Delta overall4| 1.216, P = 1.28e-66); four-panel adjustment attenuates the tumor-pair coefficient by -1.3% pooled (bootstrap median -1.3%, 95% CI [-4.8%, +2.0%]; per-cancer LUAD -2.0% [-7.8%, +4.2%], LUSC -10.0% [-27.8%, +6.8%], BRCA -16.1% [-24.6%, -7.4%], KIRC +19.6% [+14.1%, +25.1%], LIHC +32.8% [+21.5%, +48.1%] - i.e. -16% to +33%, with LIHC and KIRC retaining positive attenuation). The pre-reassignment linear outputs are archived under results/superseded/tcga_composition_v44_pre_cc_fix_rerun.*. Outputs: results/tcga_composition_v44.txt, results/tcga_composition_v44.csv.</w:t>
       </w:r>
     </w:p>
     <w:p>
@@ -7815,7 +7903,7 @@
           <w:sz w:val="20"/>
           <w:szCs w:val="20"/>
         </w:rPr>
-        <w:t xml:space="preserve">  e. Augur binary one-vs-rest variant (confound-controlled, primary):</w:t>
+        <w:t xml:space="preserve">  e. Augur binary one-vs-rest variant (confound-controlled):</w:t>
       </w:r>
     </w:p>
     <w:p>
@@ -7843,7 +7931,7 @@
           <w:sz w:val="20"/>
           <w:szCs w:val="20"/>
         </w:rPr>
-        <w:t xml:space="preserve">     Primary confound-controlled variant: for each eligible region r, r versus the class's other eligible regions (20 versus 20 cells, 3 repeats x 3 folds; class score = mean AUC over regions). Class-level Spearman versus omega rho = +0.442 (P = 0.200), versus k_f rho = +0.564 (P = 0.090), versus k_n rho = -0.236 (P = 0.511). Outputs: results/augur_ovr_sensitivity_v45.json.</w:t>
+        <w:t xml:space="preserve">     Confound-controlled binary variant (reported in parallel with the multiclass variant rather than as primary versus secondary, per the manuscript): for each eligible region r, r versus the class's other eligible regions (20 versus 20 cells, 3 repeats x 3 folds; class score = mean AUC over regions). Class-level Spearman versus omega rho = +0.442 (P = 0.200), versus k_f rho = +0.564 (P = 0.090), versus k_n rho = -0.236 (P = 0.511). Outputs: results/augur_ovr_sensitivity_v45.json.</w:t>
       </w:r>
     </w:p>
     <w:p>
@@ -8187,6 +8275,712 @@
     </w:p>
     <w:p>
       <w:pPr>
+        <w:pStyle w:val="Heading3"/>
+        <w:spacing w:after="120" w:before="120"/>
+      </w:pPr>
+      <w:r>
+        <w:rPr>
+          <w:rFonts w:ascii="Arial" w:cs="Arial" w:eastAsia="Arial" w:hAnsi="Arial"/>
+          <w:b/>
+          <w:bCs/>
+          <w:color w:val="000000"/>
+          <w:sz w:val="24"/>
+          <w:szCs w:val="24"/>
+        </w:rPr>
+        <w:t xml:space="preserve">5.11 v49.13 Analyses</w:t>
+      </w:r>
+    </w:p>
+    <w:p>
+      <w:pPr>
+        <w:spacing w:after="60" w:line="240"/>
+      </w:pPr>
+      <w:r>
+        <w:rPr>
+          <w:rFonts w:ascii="Arial" w:cs="Arial" w:eastAsia="Arial" w:hAnsi="Arial"/>
+          <w:color w:val="000000"/>
+          <w:sz w:val="20"/>
+          <w:szCs w:val="20"/>
+        </w:rPr>
+        <w:t xml:space="preserve">The following analyses were added for the v49.13 revision (third blind-review round on v49.12); entries h and i were added in v49.14 (fourth blind-review round). All reuse the authoritative gene sets, pseudobulks, and pair tables of the corresponding main analyses; no prior result is altered except where explicitly marked as a recompute (86_tcga_composition_linear_norm_v44.py was rerun on the post-reassignment CC-corrected pair table, and again in v49.14 with B raised from 200 to 1,000; the pre-reassignment outputs are archived under results/superseded/).</w:t>
+      </w:r>
+    </w:p>
+    <w:p>
+      <w:pPr>
+        <w:spacing w:after="60" w:line="240"/>
+      </w:pPr>
+      <w:r>
+        <w:rPr>
+          <w:rFonts w:ascii="Arial" w:cs="Arial" w:eastAsia="Arial" w:hAnsi="Arial"/>
+          <w:color w:val="000000"/>
+          <w:sz w:val="20"/>
+          <w:szCs w:val="20"/>
+        </w:rPr>
+        <w:t xml:space="preserve"/>
+      </w:r>
+    </w:p>
+    <w:p>
+      <w:pPr>
+        <w:spacing w:after="60" w:line="240"/>
+      </w:pPr>
+      <w:r>
+        <w:rPr>
+          <w:rFonts w:ascii="Arial" w:cs="Arial" w:eastAsia="Arial" w:hAnsi="Arial"/>
+          <w:color w:val="000000"/>
+          <w:sz w:val="20"/>
+          <w:szCs w:val="20"/>
+        </w:rPr>
+        <w:t xml:space="preserve">  a. Brain span-matched within-cerebellum control:</w:t>
+      </w:r>
+    </w:p>
+    <w:p>
+      <w:pPr>
+        <w:spacing w:after="60" w:line="240"/>
+      </w:pPr>
+      <w:r>
+        <w:rPr>
+          <w:rFonts w:ascii="Arial" w:cs="Arial" w:eastAsia="Arial" w:hAnsi="Arial"/>
+          <w:color w:val="000000"/>
+          <w:sz w:val="20"/>
+          <w:szCs w:val="20"/>
+        </w:rPr>
+        <w:t xml:space="preserve">     Script: notebooks/95_brain_region_matched_v49.py</w:t>
+      </w:r>
+    </w:p>
+    <w:p>
+      <w:pPr>
+        <w:spacing w:after="60" w:line="240"/>
+      </w:pPr>
+      <w:r>
+        <w:rPr>
+          <w:rFonts w:ascii="Arial" w:cs="Arial" w:eastAsia="Arial" w:hAnsi="Arial"/>
+          <w:color w:val="000000"/>
+          <w:sz w:val="20"/>
+          <w:szCs w:val="20"/>
+        </w:rPr>
+        <w:t xml:space="preserve">     Astrocyte comparisons restricted to the intra-cerebellar subset (21 region pairs, the identical 7-region set available to Bergmann glia) so that the astrocyte-Bergmann glia contrast is matched on anatomical span rather than only on class size. Per-region-pair ratios give a span-matched gradient of 3.68 (paired median 4.30, 95% CI [3.40, 4.95]; bootstrap B = 10,000) versus 6.10 on the full data - the gradient survives span matching with reduced magnitude. Includes the k_f/k_n decomposition and vascular-cell reference on the same subset. Outputs: results/nc49_brain_region_matched.csv, results/nc49_brain_region_matched_summary.csv, results/nc49_brain_region_matched.txt.</w:t>
+      </w:r>
+    </w:p>
+    <w:p>
+      <w:pPr>
+        <w:spacing w:after="60" w:line="240"/>
+      </w:pPr>
+      <w:r>
+        <w:rPr>
+          <w:rFonts w:ascii="Arial" w:cs="Arial" w:eastAsia="Arial" w:hAnsi="Arial"/>
+          <w:color w:val="000000"/>
+          <w:sz w:val="20"/>
+          <w:szCs w:val="20"/>
+        </w:rPr>
+        <w:t xml:space="preserve"/>
+      </w:r>
+    </w:p>
+    <w:p>
+      <w:pPr>
+        <w:spacing w:after="60" w:line="240"/>
+      </w:pPr>
+      <w:r>
+        <w:rPr>
+          <w:rFonts w:ascii="Arial" w:cs="Arial" w:eastAsia="Arial" w:hAnsi="Arial"/>
+          <w:color w:val="000000"/>
+          <w:sz w:val="20"/>
+          <w:szCs w:val="20"/>
+        </w:rPr>
+        <w:t xml:space="preserve">  b. Equal-n gradient k_f/k_n decomposition:</w:t>
+      </w:r>
+    </w:p>
+    <w:p>
+      <w:pPr>
+        <w:spacing w:after="60" w:line="240"/>
+      </w:pPr>
+      <w:r>
+        <w:rPr>
+          <w:rFonts w:ascii="Arial" w:cs="Arial" w:eastAsia="Arial" w:hAnsi="Arial"/>
+          <w:color w:val="000000"/>
+          <w:sz w:val="20"/>
+          <w:szCs w:val="20"/>
+        </w:rPr>
+        <w:t xml:space="preserve">     Script: notebooks/96_brain_downsample_decomp_v49.py</w:t>
+      </w:r>
+    </w:p>
+    <w:p>
+      <w:pPr>
+        <w:spacing w:after="60" w:line="240"/>
+      </w:pPr>
+      <w:r>
+        <w:rPr>
+          <w:rFonts w:ascii="Arial" w:cs="Arial" w:eastAsia="Arial" w:hAnsi="Arial"/>
+          <w:color w:val="000000"/>
+          <w:sz w:val="20"/>
+          <w:szCs w:val="20"/>
+        </w:rPr>
+        <w:t xml:space="preserve">     Line-by-line mirror of the v44 equal-n downsampling pipeline (4,118 nuclei per class, 20 replicates, seed 42 - identical draw sequence) that additionally records per-class k_f and k_n in every replicate. Reproduces the published omega gradient (1.7406, 95% CI [1.635, 1.836]); the astrocyte/Bergmann-glia k_f ratio under equal-n is 2.09 (95% CI [2.02, 2.18]) - essentially the full-data value (2.03) - whereas the k_n ratio reverses direction (equal-n 1.29, 95% CI [1.21, 1.41], astrocyte higher; full-data 0.31, Bergmann glia higher): the size-balanced residual gradient is carried by k_f, and the Bergmann-glia k_n elevation in the full data is largely a class-size artefact. Outputs: results/brain_v49_downsample_replicates_kfkn.csv, results/brain_v49_downsample_kfkn_summary.json.</w:t>
+      </w:r>
+    </w:p>
+    <w:p>
+      <w:pPr>
+        <w:spacing w:after="60" w:line="240"/>
+      </w:pPr>
+      <w:r>
+        <w:rPr>
+          <w:rFonts w:ascii="Arial" w:cs="Arial" w:eastAsia="Arial" w:hAnsi="Arial"/>
+          <w:color w:val="000000"/>
+          <w:sz w:val="20"/>
+          <w:szCs w:val="20"/>
+        </w:rPr>
+        <w:t xml:space="preserve"/>
+      </w:r>
+    </w:p>
+    <w:p>
+      <w:pPr>
+        <w:spacing w:after="60" w:line="240"/>
+      </w:pPr>
+      <w:r>
+        <w:rPr>
+          <w:rFonts w:ascii="Arial" w:cs="Arial" w:eastAsia="Arial" w:hAnsi="Arial"/>
+          <w:color w:val="000000"/>
+          <w:sz w:val="20"/>
+          <w:szCs w:val="20"/>
+        </w:rPr>
+        <w:t xml:space="preserve">  c. Calibration leave-one-out sensitivity:</w:t>
+      </w:r>
+    </w:p>
+    <w:p>
+      <w:pPr>
+        <w:spacing w:after="60" w:line="240"/>
+      </w:pPr>
+      <w:r>
+        <w:rPr>
+          <w:rFonts w:ascii="Arial" w:cs="Arial" w:eastAsia="Arial" w:hAnsi="Arial"/>
+          <w:color w:val="000000"/>
+          <w:sz w:val="20"/>
+          <w:szCs w:val="20"/>
+        </w:rPr>
+        <w:t xml:space="preserve">     Script: notebooks/92_calib_leave_one_out_v49.py</w:t>
+      </w:r>
+    </w:p>
+    <w:p>
+      <w:pPr>
+        <w:spacing w:after="60" w:line="240"/>
+      </w:pPr>
+      <w:r>
+        <w:rPr>
+          <w:rFonts w:ascii="Arial" w:cs="Arial" w:eastAsia="Arial" w:hAnsi="Arial"/>
+          <w:color w:val="000000"/>
+          <w:sz w:val="20"/>
+          <w:szCs w:val="20"/>
+        </w:rPr>
+        <w:t xml:space="preserve">     Leave-one-population-out refits of the split-half calibration baseline (7.70): excluding hepatocytes (12.44 +/- 5.98 versus 5.77-7.36 for the other five populations) gives 6.75 (-12.3%); LOO range [6.75, 8.08], median baseline 7.12. Omega_cal anchor recalibration moves absolute values by at most ~14% and no ratio-based conclusion changes. Outputs: results/nc49_calib_leave_one_out.csv, results/nc49_calib_leave_one_out.txt.</w:t>
+      </w:r>
+    </w:p>
+    <w:p>
+      <w:pPr>
+        <w:spacing w:after="60" w:line="240"/>
+      </w:pPr>
+      <w:r>
+        <w:rPr>
+          <w:rFonts w:ascii="Arial" w:cs="Arial" w:eastAsia="Arial" w:hAnsi="Arial"/>
+          <w:color w:val="000000"/>
+          <w:sz w:val="20"/>
+          <w:szCs w:val="20"/>
+        </w:rPr>
+        <w:t xml:space="preserve"/>
+      </w:r>
+    </w:p>
+    <w:p>
+      <w:pPr>
+        <w:spacing w:after="60" w:line="240"/>
+      </w:pPr>
+      <w:r>
+        <w:rPr>
+          <w:rFonts w:ascii="Arial" w:cs="Arial" w:eastAsia="Arial" w:hAnsi="Arial"/>
+          <w:color w:val="000000"/>
+          <w:sz w:val="20"/>
+          <w:szCs w:val="20"/>
+        </w:rPr>
+        <w:t xml:space="preserve">  d. LUAD mutation whole-tumor label permutation:</w:t>
+      </w:r>
+    </w:p>
+    <w:p>
+      <w:pPr>
+        <w:spacing w:after="60" w:line="240"/>
+      </w:pPr>
+      <w:r>
+        <w:rPr>
+          <w:rFonts w:ascii="Arial" w:cs="Arial" w:eastAsia="Arial" w:hAnsi="Arial"/>
+          <w:color w:val="000000"/>
+          <w:sz w:val="20"/>
+          <w:szCs w:val="20"/>
+        </w:rPr>
+        <w:t xml:space="preserve">     Script: notebooks/93_luad_group_permutation_v49.py</w:t>
+      </w:r>
+    </w:p>
+    <w:p>
+      <w:pPr>
+        <w:spacing w:after="60" w:line="240"/>
+      </w:pPr>
+      <w:r>
+        <w:rPr>
+          <w:rFonts w:ascii="Arial" w:cs="Arial" w:eastAsia="Arial" w:hAnsi="Arial"/>
+          <w:color w:val="000000"/>
+          <w:sz w:val="20"/>
+          <w:szCs w:val="20"/>
+        </w:rPr>
+        <w:t xml:space="preserve">     The per-tumor LUAD driver-group statistics (Kruskal-Wallis and pairwise contrasts, specification identical to notebooks/nc49_tcga_main.py) recomputed with whole-tumor label permutation (B = 10,000, seed 42) in place of asymptotic/parametric P-values, breaking any within-tumor pair dependence assumption. KW P = 0.0001; pairwise KRAS-WT P = 0.0001, KRAS-EGFR P = 0.0034, EGFR-WT P = 0.21 - the published ordering and significance pattern is preserved. Outputs: results/nc49_tcga_luad_mutation_perm.csv.</w:t>
+      </w:r>
+    </w:p>
+    <w:p>
+      <w:pPr>
+        <w:spacing w:after="60" w:line="240"/>
+      </w:pPr>
+      <w:r>
+        <w:rPr>
+          <w:rFonts w:ascii="Arial" w:cs="Arial" w:eastAsia="Arial" w:hAnsi="Arial"/>
+          <w:color w:val="000000"/>
+          <w:sz w:val="20"/>
+          <w:szCs w:val="20"/>
+        </w:rPr>
+        <w:t xml:space="preserve"/>
+      </w:r>
+    </w:p>
+    <w:p>
+      <w:pPr>
+        <w:spacing w:after="60" w:line="240"/>
+      </w:pPr>
+      <w:r>
+        <w:rPr>
+          <w:rFonts w:ascii="Arial" w:cs="Arial" w:eastAsia="Arial" w:hAnsi="Arial"/>
+          <w:color w:val="000000"/>
+          <w:sz w:val="20"/>
+          <w:szCs w:val="20"/>
+        </w:rPr>
+        <w:t xml:space="preserve">  e. LUAD log-omega scale sensitivity:</w:t>
+      </w:r>
+    </w:p>
+    <w:p>
+      <w:pPr>
+        <w:spacing w:after="60" w:line="240"/>
+      </w:pPr>
+      <w:r>
+        <w:rPr>
+          <w:rFonts w:ascii="Arial" w:cs="Arial" w:eastAsia="Arial" w:hAnsi="Arial"/>
+          <w:color w:val="000000"/>
+          <w:sz w:val="20"/>
+          <w:szCs w:val="20"/>
+        </w:rPr>
+        <w:t xml:space="preserve">     Script: notebooks/98_luad_logomega_sensitivity_v49.py</w:t>
+      </w:r>
+    </w:p>
+    <w:p>
+      <w:pPr>
+        <w:spacing w:after="60" w:line="240"/>
+      </w:pPr>
+      <w:r>
+        <w:rPr>
+          <w:rFonts w:ascii="Arial" w:cs="Arial" w:eastAsia="Arial" w:hAnsi="Arial"/>
+          <w:color w:val="000000"/>
+          <w:sz w:val="20"/>
+          <w:szCs w:val="20"/>
+        </w:rPr>
+        <w:t xml:space="preserve">     ANCOVA of omega, log omega, log k_f, and log k_n on driver group with admixture covariate, with bootstrap CIs. On the log-omega scale the KRAS coefficient is 0.1699 (P = 1.24e-05), i.e. a KRAS/wild-type ratio of 1.185 (95% CI [1.117, 1.257]) - the KRAS elevation is not an artefact of the omega scale. The bootstrap CI is archived in the output CSV (v49.14). Outputs: results/nc49_tcga_luad_logomega_sensitivity.csv.</w:t>
+      </w:r>
+    </w:p>
+    <w:p>
+      <w:pPr>
+        <w:spacing w:after="60" w:line="240"/>
+      </w:pPr>
+      <w:r>
+        <w:rPr>
+          <w:rFonts w:ascii="Arial" w:cs="Arial" w:eastAsia="Arial" w:hAnsi="Arial"/>
+          <w:color w:val="000000"/>
+          <w:sz w:val="20"/>
+          <w:szCs w:val="20"/>
+        </w:rPr>
+        <w:t xml:space="preserve"/>
+      </w:r>
+    </w:p>
+    <w:p>
+      <w:pPr>
+        <w:spacing w:after="60" w:line="240"/>
+      </w:pPr>
+      <w:r>
+        <w:rPr>
+          <w:rFonts w:ascii="Arial" w:cs="Arial" w:eastAsia="Arial" w:hAnsi="Arial"/>
+          <w:color w:val="000000"/>
+          <w:sz w:val="20"/>
+          <w:szCs w:val="20"/>
+        </w:rPr>
+        <w:t xml:space="preserve">  f. Cell-caller (CC) audit and exclusion sensitivity:</w:t>
+      </w:r>
+    </w:p>
+    <w:p>
+      <w:pPr>
+        <w:spacing w:after="60" w:line="240"/>
+      </w:pPr>
+      <w:r>
+        <w:rPr>
+          <w:rFonts w:ascii="Arial" w:cs="Arial" w:eastAsia="Arial" w:hAnsi="Arial"/>
+          <w:color w:val="000000"/>
+          <w:sz w:val="20"/>
+          <w:szCs w:val="20"/>
+        </w:rPr>
+        <w:t xml:space="preserve">     Script: notebooks/94_cc_audit_sensitivity_v49.py</w:t>
+      </w:r>
+    </w:p>
+    <w:p>
+      <w:pPr>
+        <w:spacing w:after="60" w:line="240"/>
+      </w:pPr>
+      <w:r>
+        <w:rPr>
+          <w:rFonts w:ascii="Arial" w:cs="Arial" w:eastAsia="Arial" w:hAnsi="Arial"/>
+          <w:color w:val="000000"/>
+          <w:sz w:val="20"/>
+          <w:szCs w:val="20"/>
+        </w:rPr>
+        <w:t xml:space="preserve">     Barcode source-code audit of all TCGA samples: every sample in the five cancers carries source codes 01/11 (primary tumour/normal) except 32 LIHC samples barcoded with the cell-line-derived CC code - the sole anomalous source across the panel. These 32 CC samples are the previously documented contaminant set; excluding them from the high-purity-half analysis moves the LIHC NN/TT omega ratio from 1.167 to 1.188 (95% CI [1.005, 1.435]) - direction and conclusion unchanged. The audit ledger also records CC-touching composition pairs (291 of 2,000 LIHC TT pairs) and the 32 CC patients in the clinical JSON (377 total). Outputs: results/nc49_cc_barcode_audit.csv, results/nc49_cc_excl_sensitivity.csv, results/nc49_cc_audit_report.txt.</w:t>
+      </w:r>
+    </w:p>
+    <w:p>
+      <w:pPr>
+        <w:spacing w:after="60" w:line="240"/>
+      </w:pPr>
+      <w:r>
+        <w:rPr>
+          <w:rFonts w:ascii="Arial" w:cs="Arial" w:eastAsia="Arial" w:hAnsi="Arial"/>
+          <w:color w:val="000000"/>
+          <w:sz w:val="20"/>
+          <w:szCs w:val="20"/>
+        </w:rPr>
+        <w:t xml:space="preserve"/>
+      </w:r>
+    </w:p>
+    <w:p>
+      <w:pPr>
+        <w:spacing w:after="60" w:line="240"/>
+      </w:pPr>
+      <w:r>
+        <w:rPr>
+          <w:rFonts w:ascii="Arial" w:cs="Arial" w:eastAsia="Arial" w:hAnsi="Arial"/>
+          <w:color w:val="000000"/>
+          <w:sz w:val="20"/>
+          <w:szCs w:val="20"/>
+        </w:rPr>
+        <w:t xml:space="preserve">  g. Donor-stratified library composition table:</w:t>
+      </w:r>
+    </w:p>
+    <w:p>
+      <w:pPr>
+        <w:spacing w:after="60" w:line="240"/>
+      </w:pPr>
+      <w:r>
+        <w:rPr>
+          <w:rFonts w:ascii="Arial" w:cs="Arial" w:eastAsia="Arial" w:hAnsi="Arial"/>
+          <w:color w:val="000000"/>
+          <w:sz w:val="20"/>
+          <w:szCs w:val="20"/>
+        </w:rPr>
+        <w:t xml:space="preserve">     Script: notebooks/97_donor_stratified_table_v49.py</w:t>
+      </w:r>
+    </w:p>
+    <w:p>
+      <w:pPr>
+        <w:spacing w:after="60" w:line="240"/>
+      </w:pPr>
+      <w:r>
+        <w:rPr>
+          <w:rFonts w:ascii="Arial" w:cs="Arial" w:eastAsia="Arial" w:hAnsi="Arial"/>
+          <w:color w:val="000000"/>
+          <w:sz w:val="20"/>
+          <w:szCs w:val="20"/>
+        </w:rPr>
+        <w:t xml:space="preserve">     Per-class donor-by-library counts underlying the identity-permutation nulls of the brain screen. The exact probability that a random donor assignment reproduces the observed library-to-donor mapping is analytically negligible for every class (at most 4.8e-231), and 3 of the 10 classes have donors recoverable from the published metadata - the nulls are not degenerate. Outputs: results/nc49_donor_stratified_table.csv.</w:t>
+      </w:r>
+    </w:p>
+    <w:p>
+      <w:pPr>
+        <w:spacing w:after="60" w:line="240"/>
+      </w:pPr>
+      <w:r>
+        <w:rPr>
+          <w:rFonts w:ascii="Arial" w:cs="Arial" w:eastAsia="Arial" w:hAnsi="Arial"/>
+          <w:color w:val="000000"/>
+          <w:sz w:val="20"/>
+          <w:szCs w:val="20"/>
+        </w:rPr>
+        <w:t xml:space="preserve"/>
+      </w:r>
+    </w:p>
+    <w:p>
+      <w:pPr>
+        <w:spacing w:after="60" w:line="240"/>
+      </w:pPr>
+      <w:r>
+        <w:rPr>
+          <w:rFonts w:ascii="Arial" w:cs="Arial" w:eastAsia="Arial" w:hAnsi="Arial"/>
+          <w:color w:val="000000"/>
+          <w:sz w:val="20"/>
+          <w:szCs w:val="20"/>
+        </w:rPr>
+        <w:t xml:space="preserve">  h. Aggregation-order same-data quantification (v49.14):</w:t>
+      </w:r>
+    </w:p>
+    <w:p>
+      <w:pPr>
+        <w:spacing w:after="60" w:line="240"/>
+      </w:pPr>
+      <w:r>
+        <w:rPr>
+          <w:rFonts w:ascii="Arial" w:cs="Arial" w:eastAsia="Arial" w:hAnsi="Arial"/>
+          <w:color w:val="000000"/>
+          <w:sz w:val="20"/>
+          <w:szCs w:val="20"/>
+        </w:rPr>
+        <w:t xml:space="preserve">     Script: notebooks/nc49_agg_order_sensitivity.py</w:t>
+      </w:r>
+    </w:p>
+    <w:p>
+      <w:pPr>
+        <w:spacing w:after="60" w:line="240"/>
+      </w:pPr>
+      <w:r>
+        <w:rPr>
+          <w:rFonts w:ascii="Arial" w:cs="Arial" w:eastAsia="Arial" w:hAnsi="Arial"/>
+          <w:color w:val="000000"/>
+          <w:sz w:val="20"/>
+          <w:szCs w:val="20"/>
+        </w:rPr>
+        <w:t xml:space="preserve">     The mouse pilot's 15 comparisons recomputed under both aggregation orders on identical cells (legacy softmax(mean(log1p)) versus package-default softmax(log1p(mean counts)); order-matched per-pair top-200 selection): rank ordering largely preserved (Spearman rho = 0.779, P = 0.00063), absolute omega values shifted (median fold 0.96, range 0.40-9.75), and the control-category median baseline itself moves from 6.46 to 10.94 - quantifying the non-transferability of calibration constants across orders. Outputs: results/nc49_agg_order_sensitivity.csv, results/nc49_agg_order_sensitivity.txt.</w:t>
+      </w:r>
+    </w:p>
+    <w:p>
+      <w:pPr>
+        <w:spacing w:after="60" w:line="240"/>
+      </w:pPr>
+      <w:r>
+        <w:rPr>
+          <w:rFonts w:ascii="Arial" w:cs="Arial" w:eastAsia="Arial" w:hAnsi="Arial"/>
+          <w:color w:val="000000"/>
+          <w:sz w:val="20"/>
+          <w:szCs w:val="20"/>
+        </w:rPr>
+        <w:t xml:space="preserve"/>
+      </w:r>
+    </w:p>
+    <w:p>
+      <w:pPr>
+        <w:spacing w:after="60" w:line="240"/>
+      </w:pPr>
+      <w:r>
+        <w:rPr>
+          <w:rFonts w:ascii="Arial" w:cs="Arial" w:eastAsia="Arial" w:hAnsi="Arial"/>
+          <w:color w:val="000000"/>
+          <w:sz w:val="20"/>
+          <w:szCs w:val="20"/>
+        </w:rPr>
+        <w:t xml:space="preserve">  i. LIHC ex-CC Cox sensitivity (v49.14):</w:t>
+      </w:r>
+    </w:p>
+    <w:p>
+      <w:pPr>
+        <w:spacing w:after="60" w:line="240"/>
+      </w:pPr>
+      <w:r>
+        <w:rPr>
+          <w:rFonts w:ascii="Arial" w:cs="Arial" w:eastAsia="Arial" w:hAnsi="Arial"/>
+          <w:color w:val="000000"/>
+          <w:sz w:val="20"/>
+          <w:szCs w:val="20"/>
+        </w:rPr>
+        <w:t xml:space="preserve">     Script: notebooks/nc49_lihc_cox_excc.py</w:t>
+      </w:r>
+    </w:p>
+    <w:p>
+      <w:pPr>
+        <w:spacing w:after="60" w:line="240"/>
+      </w:pPr>
+      <w:r>
+        <w:rPr>
+          <w:rFonts w:ascii="Arial" w:cs="Arial" w:eastAsia="Arial" w:hAnsi="Arial"/>
+          <w:color w:val="000000"/>
+          <w:sz w:val="20"/>
+          <w:szCs w:val="20"/>
+        </w:rPr>
+        <w:t xml:space="preserve">     The published LIHC Cox family (omega/k_f/k_n/TN-omega exposures; M1-M6) refit with all 32 ILSBio CC tumours excluded (n = 272 versus 304): the null is unchanged (omega HR/SD 1.083 [0.870, 1.349], P = 0.47, versus 1.075 [0.882, 1.309], P = 0.48 with all tumours). Outputs: results/nc49_lihc_cox_excc.csv, results/audit/nc49_lihc_cox_excc_2026-09-21.md.</w:t>
+      </w:r>
+    </w:p>
+    <w:p>
+      <w:pPr>
+        <w:spacing w:after="60" w:line="240"/>
+      </w:pPr>
+      <w:r>
+        <w:rPr>
+          <w:rFonts w:ascii="Arial" w:cs="Arial" w:eastAsia="Arial" w:hAnsi="Arial"/>
+          <w:color w:val="000000"/>
+          <w:sz w:val="20"/>
+          <w:szCs w:val="20"/>
+        </w:rPr>
+        <w:t xml:space="preserve"/>
+      </w:r>
+    </w:p>
+    <w:p>
+      <w:pPr>
+        <w:pStyle w:val="Heading3"/>
+        <w:spacing w:after="120" w:before="120"/>
+      </w:pPr>
+      <w:r>
+        <w:rPr>
+          <w:rFonts w:ascii="Arial" w:cs="Arial" w:eastAsia="Arial" w:hAnsi="Arial"/>
+          <w:b/>
+          <w:bCs/>
+          <w:color w:val="000000"/>
+          <w:sz w:val="24"/>
+          <w:szCs w:val="24"/>
+        </w:rPr>
+        <w:t xml:space="preserve">5.12 nc50 Analyses</w:t>
+      </w:r>
+    </w:p>
+    <w:p>
+      <w:pPr>
+        <w:spacing w:after="60" w:line="240"/>
+      </w:pPr>
+      <w:r>
+        <w:rPr>
+          <w:rFonts w:ascii="Arial" w:cs="Arial" w:eastAsia="Arial" w:hAnsi="Arial"/>
+          <w:color w:val="000000"/>
+          <w:sz w:val="20"/>
+          <w:szCs w:val="20"/>
+        </w:rPr>
+        <w:t xml:space="preserve">The following analysis was added for the v50 submission (independent human-brain validation on an atlas not used anywhere else in the study).</w:t>
+      </w:r>
+    </w:p>
+    <w:p>
+      <w:pPr>
+        <w:spacing w:after="60" w:line="240"/>
+      </w:pPr>
+      <w:r>
+        <w:rPr>
+          <w:rFonts w:ascii="Arial" w:cs="Arial" w:eastAsia="Arial" w:hAnsi="Arial"/>
+          <w:color w:val="000000"/>
+          <w:sz w:val="20"/>
+          <w:szCs w:val="20"/>
+        </w:rPr>
+        <w:t xml:space="preserve"/>
+      </w:r>
+    </w:p>
+    <w:p>
+      <w:pPr>
+        <w:spacing w:after="60" w:line="240"/>
+      </w:pPr>
+      <w:r>
+        <w:rPr>
+          <w:rFonts w:ascii="Arial" w:cs="Arial" w:eastAsia="Arial" w:hAnsi="Arial"/>
+          <w:color w:val="000000"/>
+          <w:sz w:val="20"/>
+          <w:szCs w:val="20"/>
+        </w:rPr>
+        <w:t xml:space="preserve">  a. Microglia-supercluster independent validation:</w:t>
+      </w:r>
+    </w:p>
+    <w:p>
+      <w:pPr>
+        <w:spacing w:after="60" w:line="240"/>
+      </w:pPr>
+      <w:r>
+        <w:rPr>
+          <w:rFonts w:ascii="Arial" w:cs="Arial" w:eastAsia="Arial" w:hAnsi="Arial"/>
+          <w:color w:val="000000"/>
+          <w:sz w:val="20"/>
+          <w:szCs w:val="20"/>
+        </w:rPr>
+        <w:t xml:space="preserve">     Script: notebooks/nc50_brain_atlas_microglia.py</w:t>
+      </w:r>
+    </w:p>
+    <w:p>
+      <w:pPr>
+        <w:spacing w:after="60" w:line="240"/>
+      </w:pPr>
+      <w:r>
+        <w:rPr>
+          <w:rFonts w:ascii="Arial" w:cs="Arial" w:eastAsia="Arial" w:hAnsi="Arial"/>
+          <w:color w:val="000000"/>
+          <w:sz w:val="20"/>
+          <w:szCs w:val="20"/>
+        </w:rPr>
+        <w:t xml:space="preserve">     Data: data/human_brain_atlas_microglia.h5ad (Human Brain Cell Atlas v1.0, Microglia supercluster; CELLxGENE collection 283d65eb-dd53-496d-adb7-7570c7caa443; 91,838 nuclei, 58,232 genes; see data/README_data.md for the download link). Design: the functional contrast is 35 sample-matched pairs of microglial cell versus central nervous system macrophage pseudobulks built within the same sample (eligible (cell_type, sample) groups have &gt;= 20 cells; 563 eligible groups); the neutral contrast is 40 random half-splits of the same (cell_type, sample) groups (20 per cell type; half-split eligibility floor: groups of &gt;= 200 cells for microglial cell, &gt;= 100 cells for central nervous system macrophage). Pipeline: per-cell normalize_total(1e4) + log1p, group means (the Tabula Sapiens human aggregation order); k_n on HRT Atlas v1.0 human HK genes (1,107 matched); k_f on global seurat HVG 2,000 excluding HK; kn_floor = 1e-4; random seed 42 throughout (single fixed draw). Result: omega separates the functional pairs from the neutral half-splits at 21.83 +/- 7.20 versus 1.30 +/- 0.36 (Mann-Whitney P = 5.5e-14; AUC(functional &gt; neutral) = 1.00), with k_f, raw JS, cosine and Jaccard at AUC = 1.00 and k_n / Spearman at AUC 0.891 / 0.901. Outputs: results/nc50_brain_atlas_microglia.csv, results/nc50_brain_atlas_microglia.txt.</w:t>
+      </w:r>
+    </w:p>
+    <w:p>
+      <w:pPr>
+        <w:spacing w:after="60" w:line="240"/>
+      </w:pPr>
+      <w:r>
+        <w:rPr>
+          <w:rFonts w:ascii="Arial" w:cs="Arial" w:eastAsia="Arial" w:hAnsi="Arial"/>
+          <w:color w:val="000000"/>
+          <w:sz w:val="20"/>
+          <w:szCs w:val="20"/>
+        </w:rPr>
+        <w:t xml:space="preserve"/>
+      </w:r>
+    </w:p>
+    <w:p>
+      <w:pPr>
+        <w:spacing w:after="60" w:line="240"/>
+      </w:pPr>
+      <w:r>
+        <w:rPr>
+          <w:rFonts w:ascii="Arial" w:cs="Arial" w:eastAsia="Arial" w:hAnsi="Arial"/>
+          <w:color w:val="000000"/>
+          <w:sz w:val="20"/>
+          <w:szCs w:val="20"/>
+        </w:rPr>
+        <w:t xml:space="preserve">  b. Microglia validation figure:</w:t>
+      </w:r>
+    </w:p>
+    <w:p>
+      <w:pPr>
+        <w:spacing w:after="60" w:line="240"/>
+      </w:pPr>
+      <w:r>
+        <w:rPr>
+          <w:rFonts w:ascii="Arial" w:cs="Arial" w:eastAsia="Arial" w:hAnsi="Arial"/>
+          <w:color w:val="000000"/>
+          <w:sz w:val="20"/>
+          <w:szCs w:val="20"/>
+        </w:rPr>
+        <w:t xml:space="preserve">     Script: notebooks/nc50_fig_microglia.py</w:t>
+      </w:r>
+    </w:p>
+    <w:p>
+      <w:pPr>
+        <w:spacing w:after="60" w:line="240"/>
+      </w:pPr>
+      <w:r>
+        <w:rPr>
+          <w:rFonts w:ascii="Arial" w:cs="Arial" w:eastAsia="Arial" w:hAnsi="Arial"/>
+          <w:color w:val="000000"/>
+          <w:sz w:val="20"/>
+          <w:szCs w:val="20"/>
+        </w:rPr>
+        <w:t xml:space="preserve">     Supplementary Fig. 14 (panel A: omega distributions, functional versus neutral half-splits per cell type; panel B: per-metric AUC). Outputs: the submission Supplementary Fig. 14 renders (results/figures_final/).</w:t>
+      </w:r>
+    </w:p>
+    <w:p>
+      <w:pPr>
+        <w:spacing w:after="60" w:line="240"/>
+      </w:pPr>
+      <w:r>
+        <w:rPr>
+          <w:rFonts w:ascii="Arial" w:cs="Arial" w:eastAsia="Arial" w:hAnsi="Arial"/>
+          <w:color w:val="000000"/>
+          <w:sz w:val="20"/>
+          <w:szCs w:val="20"/>
+        </w:rPr>
+        <w:t xml:space="preserve"/>
+      </w:r>
+    </w:p>
+    <w:p>
+      <w:pPr>
         <w:pStyle w:val="Heading2"/>
         <w:spacing w:after="120" w:before="180"/>
       </w:pPr>
@@ -9819,7 +10613,65 @@
           <w:sz w:val="20"/>
           <w:szCs w:val="20"/>
         </w:rPr>
-        <w:t xml:space="preserve">Figure scripts: notebooks/30_genome_biology_figures.py</w:t>
+        <w:t xml:space="preserve"/>
+      </w:r>
+    </w:p>
+    <w:p>
+      <w:pPr>
+        <w:spacing w:after="60" w:line="240"/>
+      </w:pPr>
+      <w:r>
+        <w:rPr>
+          <w:rFonts w:ascii="Arial" w:cs="Arial" w:eastAsia="Arial" w:hAnsi="Arial"/>
+          <w:color w:val="000000"/>
+          <w:sz w:val="20"/>
+          <w:szCs w:val="20"/>
+        </w:rPr>
+        <w:t xml:space="preserve">    nc50 microglia independent validation (Section 5.12):</w:t>
+      </w:r>
+    </w:p>
+    <w:p>
+      <w:pPr>
+        <w:spacing w:after="40" w:line="220"/>
+        <w:ind w:left="360"/>
+      </w:pPr>
+      <w:r>
+        <w:rPr>
+          <w:rFonts w:ascii="Consolas" w:cs="Consolas" w:eastAsia="Consolas" w:hAnsi="Consolas"/>
+          <w:color w:val="000000"/>
+          <w:sz w:val="18"/>
+          <w:szCs w:val="18"/>
+        </w:rPr>
+        <w:t xml:space="preserve">      results/nc50_brain_atlas_microglia.csv             # per-pair metric values, 35 functional + 40 neutral (Section 5.12a)</w:t>
+      </w:r>
+    </w:p>
+    <w:p>
+      <w:pPr>
+        <w:spacing w:after="40" w:line="220"/>
+        <w:ind w:left="360"/>
+      </w:pPr>
+      <w:r>
+        <w:rPr>
+          <w:rFonts w:ascii="Consolas" w:cs="Consolas" w:eastAsia="Consolas" w:hAnsi="Consolas"/>
+          <w:color w:val="000000"/>
+          <w:sz w:val="18"/>
+          <w:szCs w:val="18"/>
+        </w:rPr>
+        <w:t xml:space="preserve">      results/nc50_brain_atlas_microglia.txt             # summary statistics (means, Mann-Whitney P, AUC) (Section 5.12a)</w:t>
+      </w:r>
+    </w:p>
+    <w:p>
+      <w:pPr>
+        <w:spacing w:after="60" w:line="240"/>
+      </w:pPr>
+      <w:r>
+        <w:rPr>
+          <w:rFonts w:ascii="Arial" w:cs="Arial" w:eastAsia="Arial" w:hAnsi="Arial"/>
+          <w:color w:val="000000"/>
+          <w:sz w:val="20"/>
+          <w:szCs w:val="20"/>
+        </w:rPr>
+        <w:t xml:space="preserve">Figure scripts: notebooks/30_genome_biology_figures.py; notebooks/nc49_fig_drift_ladder.py (Fig. 3), notebooks/nc49_fig_tcga.py (Fig. 4), notebooks/nc50_fig_microglia.py (Supplementary Fig. 14)</w:t>
       </w:r>
     </w:p>
     <w:p>
@@ -9878,7 +10730,7 @@
           <w:sz w:val="20"/>
           <w:szCs w:val="20"/>
         </w:rPr>
-        <w:t xml:space="preserve">[✓] Verify random seed = 42 in all analysis scripts (fixed exceptions: notebooks 77/78/79 use seed 20260903).</w:t>
+        <w:t xml:space="preserve">[✓] Verify random seed = 42 in all analysis scripts (fixed exceptions: notebooks 77/78/79 use seed 20260903; notebook 89 uses seed 20260905).</w:t>
       </w:r>
     </w:p>
     <w:p>
@@ -10200,21 +11052,21 @@
           <w:sz w:val="20"/>
           <w:szCs w:val="20"/>
         </w:rPr>
-        <w:t xml:space="preserve">[✓] Data-driven spot-check: python scripts/spot_check.py (40 assertions recomputing headline numbers directly from the authoritative result files; Section 5.7h).</w:t>
-      </w:r>
-    </w:p>
-    <w:p>
-      <w:pPr>
-        <w:spacing w:after="60" w:line="240"/>
-      </w:pPr>
-      <w:r>
-        <w:rPr>
-          <w:rFonts w:ascii="Arial" w:cs="Arial" w:eastAsia="Arial" w:hAnsi="Arial"/>
-          <w:color w:val="000000"/>
-          <w:sz w:val="20"/>
-          <w:szCs w:val="20"/>
-        </w:rPr>
-        <w:t xml:space="preserve">[✓] Regression tests: python -m pytest tests/ -q (7 tests asserting the authoritative result files; auto-skip when results/ is absent; Section 5.7h).</w:t>
+        <w:t xml:space="preserve">[✓] Data-driven spot-check: python scripts/spot_check.py (46 assertions recomputing headline numbers directly from the authoritative result files; Section 5.7h).</w:t>
+      </w:r>
+    </w:p>
+    <w:p>
+      <w:pPr>
+        <w:spacing w:after="60" w:line="240"/>
+      </w:pPr>
+      <w:r>
+        <w:rPr>
+          <w:rFonts w:ascii="Arial" w:cs="Arial" w:eastAsia="Arial" w:hAnsi="Arial"/>
+          <w:color w:val="000000"/>
+          <w:sz w:val="20"/>
+          <w:szCs w:val="20"/>
+        </w:rPr>
+        <w:t xml:space="preserve">[✓] Regression tests: python -m pytest tests/ -q (29 tests: 22 smoke + 7 reference-value tests asserting the authoritative result files; auto-skip when results/ is absent; Section 5.7h).</w:t>
       </w:r>
     </w:p>
     <w:p>
@@ -10256,6 +11108,20 @@
           <w:sz w:val="20"/>
           <w:szCs w:val="20"/>
         </w:rPr>
+        <w:t xml:space="preserve">[✓] nc50 microglia validation: verify 35 functional pairs / 40 neutral half-splits, omega 21.83 ± 7.20 vs 1.30 ± 0.36, Mann-Whitney P = 5.5e-14, AUC = 1.00 (results/nc50_brain_atlas_microglia.csv / .txt; seed 42, kn_floor = 1e-4). (Section 5.12)</w:t>
+      </w:r>
+    </w:p>
+    <w:p>
+      <w:pPr>
+        <w:spacing w:after="60" w:line="240"/>
+      </w:pPr>
+      <w:r>
+        <w:rPr>
+          <w:rFonts w:ascii="Arial" w:cs="Arial" w:eastAsia="Arial" w:hAnsi="Arial"/>
+          <w:color w:val="000000"/>
+          <w:sz w:val="20"/>
+          <w:szCs w:val="20"/>
+        </w:rPr>
         <w:t xml:space="preserve"/>
       </w:r>
     </w:p>
@@ -10270,7 +11136,7 @@
           <w:sz w:val="20"/>
           <w:szCs w:val="20"/>
         </w:rPr>
-        <w:t xml:space="preserve">By following this guide with the exact parameter configurations above, readers should obtain numerically identical results to those reported in the manuscript. Minor floating-point differences (±1e-6) may occur due to hardware differences in transcendental function evaluation (exp, log) but will not affect any biological conclusions.</w:t>
+        <w:t xml:space="preserve">By following this guide with the exact parameter configurations above, readers should reproduce the values reported in the manuscript within Monte-Carlo and floating-point tolerance. Resampling-based quantities (bootstrap CIs, permutation P-values) carry Monte-Carlo error at the reported B (e.g. TCGA subsampling and cluster-bootstrap CIs vary by roughly ±0.01-0.02 between seeded runs, and the LUAD KRAS-EGFR permutation P-value is unstable in its last digit; Supplementary Information Section 5.12), and minor floating-point differences (±1e-6) may occur due to hardware differences in transcendental function evaluation (exp, log); neither affects any biological conclusion.</w:t>
       </w:r>
     </w:p>
     <w:sectPr>
